--- a/Categorical data analysis/homework solution/Chapter 2.docx
+++ b/Categorical data analysis/homework solution/Chapter 2.docx
@@ -839,7 +839,19 @@
         <w:rPr>
           <w:rFonts w:hint="eastAsia"/>
         </w:rPr>
-        <w:t xml:space="preserve">(d) Margin distribution for the diagnosis: </w:t>
+        <w:t>(d) Margin</w:t>
+      </w:r>
+      <w:r>
+        <w:rPr>
+          <w:rFonts w:hint="eastAsia"/>
+        </w:rPr>
+        <w:t>al</w:t>
+      </w:r>
+      <w:r>
+        <w:rPr>
+          <w:rFonts w:hint="eastAsia"/>
+        </w:rPr>
+        <w:t xml:space="preserve"> distribution for the diagnosis: </w:t>
       </w:r>
       <m:oMath>
         <m:r>
@@ -1371,6 +1383,73 @@
       <w:pPr>
         <w:spacing w:line="360" w:lineRule="auto"/>
       </w:pPr>
+      <w:r>
+        <w:rPr>
+          <w:rFonts w:hint="eastAsia"/>
+        </w:rPr>
+        <w:t xml:space="preserve">The difference of proportions for lung cancer: </w:t>
+      </w:r>
+      <m:oMath>
+        <m:r>
+          <w:rPr>
+            <w:rFonts w:ascii="Cambria Math" w:hAnsi="Cambria Math"/>
+          </w:rPr>
+          <m:t>0.00140-0.00010=0.0013</m:t>
+        </m:r>
+      </m:oMath>
+      <w:r>
+        <w:rPr>
+          <w:rFonts w:hint="eastAsia"/>
+        </w:rPr>
+        <w:t>.</w:t>
+      </w:r>
+    </w:p>
+    <w:p>
+      <w:pPr>
+        <w:spacing w:line="360" w:lineRule="auto"/>
+        <w:rPr>
+          <w:rFonts w:hint="eastAsia"/>
+        </w:rPr>
+      </w:pPr>
+      <w:r>
+        <w:rPr>
+          <w:rFonts w:hint="eastAsia"/>
+        </w:rPr>
+        <w:t xml:space="preserve">The odds ratio for lung cancer: </w:t>
+      </w:r>
+    </w:p>
+    <w:p>
+      <w:pPr>
+        <w:spacing w:line="360" w:lineRule="auto"/>
+      </w:pPr>
+      <w:r>
+        <w:rPr>
+          <w:rFonts w:hint="eastAsia"/>
+        </w:rPr>
+        <w:t xml:space="preserve">The difference of proportions for heart disease: </w:t>
+      </w:r>
+      <m:oMath>
+        <m:r>
+          <w:rPr>
+            <w:rFonts w:ascii="Cambria Math" w:hAnsi="Cambria Math"/>
+          </w:rPr>
+          <m:t>0.00669-0.00413=0.00256</m:t>
+        </m:r>
+      </m:oMath>
+      <w:r>
+        <w:rPr>
+          <w:rFonts w:hint="eastAsia"/>
+        </w:rPr>
+        <w:t>.</w:t>
+      </w:r>
+    </w:p>
+    <w:p>
+      <w:pPr>
+        <w:spacing w:line="360" w:lineRule="auto"/>
+        <w:rPr>
+          <w:rFonts w:hint="eastAsia"/>
+        </w:rPr>
+      </w:pPr>
     </w:p>
     <w:p>
       <w:pPr>
@@ -1386,6 +1465,108 @@
     <w:p>
       <w:pPr>
         <w:spacing w:line="360" w:lineRule="auto"/>
+        <w:rPr>
+          <w:rFonts w:hint="eastAsia"/>
+        </w:rPr>
+      </w:pPr>
+      <w:r>
+        <w:rPr>
+          <w:rFonts w:hint="eastAsia"/>
+        </w:rPr>
+        <w:t xml:space="preserve">(a) Response variable: overall cancer. Explanatory variable: regularity of aspirin </w:t>
+      </w:r>
+      <w:r>
+        <w:t>uses</w:t>
+      </w:r>
+      <w:r>
+        <w:rPr>
+          <w:rFonts w:hint="eastAsia"/>
+        </w:rPr>
+        <w:t xml:space="preserve">. </w:t>
+      </w:r>
+      <w:r>
+        <w:rPr>
+          <w:rFonts w:hint="eastAsia"/>
+        </w:rPr>
+        <w:t xml:space="preserve">For those </w:t>
+      </w:r>
+      <w:r>
+        <w:t>taking</w:t>
+      </w:r>
+      <w:r>
+        <w:rPr>
+          <w:rFonts w:hint="eastAsia"/>
+        </w:rPr>
+        <w:t xml:space="preserve"> aspirin</w:t>
+      </w:r>
+      <w:r>
+        <w:rPr>
+          <w:rFonts w:hint="eastAsia"/>
+        </w:rPr>
+        <w:t xml:space="preserve"> </w:t>
+      </w:r>
+      <w:r>
+        <w:rPr>
+          <w:rFonts w:hint="eastAsia"/>
+        </w:rPr>
+        <w:t xml:space="preserve">regularly, </w:t>
+      </w:r>
+      <w:r>
+        <w:rPr>
+          <w:rFonts w:hint="eastAsia"/>
+        </w:rPr>
+        <w:t xml:space="preserve">there are 95% confident that </w:t>
+      </w:r>
+      <w:r>
+        <w:t>…</w:t>
+      </w:r>
+      <w:r>
+        <w:rPr>
+          <w:rFonts w:hint="eastAsia"/>
+        </w:rPr>
+        <w:t xml:space="preserve"> </w:t>
+      </w:r>
+    </w:p>
+    <w:p>
+      <w:pPr>
+        <w:spacing w:line="360" w:lineRule="auto"/>
+        <w:rPr>
+          <w:rFonts w:hint="eastAsia"/>
+        </w:rPr>
+      </w:pPr>
+      <w:r>
+        <w:rPr>
+          <w:rFonts w:hint="eastAsia"/>
+        </w:rPr>
+        <w:t>(b) (</w:t>
+      </w:r>
+      <w:proofErr w:type="spellStart"/>
+      <w:r>
+        <w:rPr>
+          <w:rFonts w:hint="eastAsia"/>
+        </w:rPr>
+        <w:t>i</w:t>
+      </w:r>
+      <w:proofErr w:type="spellEnd"/>
+      <w:r>
+        <w:rPr>
+          <w:rFonts w:hint="eastAsia"/>
+        </w:rPr>
+        <w:t>) Significant, because the CI doesn</w:t>
+      </w:r>
+      <w:r>
+        <w:t>’</w:t>
+      </w:r>
+      <w:r>
+        <w:rPr>
+          <w:rFonts w:hint="eastAsia"/>
+        </w:rPr>
+        <w:t>t include 1. (ii) Weak, since the upper bound of CI is close to 1.</w:t>
+      </w:r>
+    </w:p>
+    <w:p>
+      <w:pPr>
+        <w:spacing w:line="360" w:lineRule="auto"/>
       </w:pPr>
       <w:r>
         <w:rPr>
@@ -1402,12 +1583,77 @@
         <w:rPr>
           <w:rFonts w:hint="eastAsia"/>
         </w:rPr>
+        <w:t xml:space="preserve">(a) </w:t>
+      </w:r>
+    </w:p>
+    <w:p>
+      <w:pPr>
+        <w:spacing w:line="360" w:lineRule="auto"/>
+      </w:pPr>
+      <w:r>
+        <w:rPr>
+          <w:rFonts w:hint="eastAsia"/>
+        </w:rPr>
+        <w:t xml:space="preserve">(b) </w:t>
+      </w:r>
+    </w:p>
+    <w:p>
+      <w:pPr>
+        <w:spacing w:line="360" w:lineRule="auto"/>
+        <w:rPr>
+          <w:rFonts w:hint="eastAsia"/>
+        </w:rPr>
+      </w:pPr>
+      <w:r>
+        <w:rPr>
+          <w:rFonts w:hint="eastAsia"/>
+        </w:rPr>
+        <w:t xml:space="preserve">(c) </w:t>
+      </w:r>
+    </w:p>
+    <w:p>
+      <w:pPr>
+        <w:spacing w:line="360" w:lineRule="auto"/>
+      </w:pPr>
+      <w:r>
+        <w:rPr>
+          <w:rFonts w:hint="eastAsia"/>
+        </w:rPr>
         <w:t>2.21</w:t>
       </w:r>
     </w:p>
     <w:p>
       <w:pPr>
         <w:spacing w:line="360" w:lineRule="auto"/>
+        <w:rPr>
+          <w:rFonts w:hint="eastAsia"/>
+        </w:rPr>
+      </w:pPr>
+      <w:r>
+        <w:rPr>
+          <w:rFonts w:hint="eastAsia"/>
+        </w:rPr>
+        <w:lastRenderedPageBreak/>
+        <w:t xml:space="preserve">(a) </w:t>
+      </w:r>
+    </w:p>
+    <w:p>
+      <w:pPr>
+        <w:spacing w:line="360" w:lineRule="auto"/>
+        <w:rPr>
+          <w:rFonts w:hint="eastAsia"/>
+        </w:rPr>
+      </w:pPr>
+      <w:r>
+        <w:rPr>
+          <w:rFonts w:hint="eastAsia"/>
+        </w:rPr>
+        <w:t xml:space="preserve">(b) </w:t>
+      </w:r>
+    </w:p>
+    <w:p>
+      <w:pPr>
+        <w:spacing w:line="360" w:lineRule="auto"/>
       </w:pPr>
       <w:r>
         <w:rPr>
@@ -1419,6 +1665,140 @@
     <w:p>
       <w:pPr>
         <w:spacing w:line="360" w:lineRule="auto"/>
+        <w:rPr>
+          <w:rFonts w:hint="eastAsia"/>
+        </w:rPr>
+      </w:pPr>
+      <w:r>
+        <w:rPr>
+          <w:rFonts w:hint="eastAsia"/>
+        </w:rPr>
+        <w:t>(a) (</w:t>
+      </w:r>
+      <w:proofErr w:type="spellStart"/>
+      <w:r>
+        <w:rPr>
+          <w:rFonts w:hint="eastAsia"/>
+        </w:rPr>
+        <w:t>i</w:t>
+      </w:r>
+      <w:proofErr w:type="spellEnd"/>
+      <w:r>
+        <w:rPr>
+          <w:rFonts w:hint="eastAsia"/>
+        </w:rPr>
+        <w:t xml:space="preserve">) For </w:t>
+      </w:r>
+      <m:oMath>
+        <m:sSub>
+          <m:sSubPr>
+            <m:ctrlPr>
+              <w:rPr>
+                <w:rFonts w:ascii="Cambria Math" w:hAnsi="Cambria Math"/>
+                <w:i/>
+              </w:rPr>
+            </m:ctrlPr>
+          </m:sSubPr>
+          <m:e>
+            <m:r>
+              <w:rPr>
+                <w:rFonts w:ascii="Cambria Math" w:hAnsi="Cambria Math"/>
+              </w:rPr>
+              <m:t>H</m:t>
+            </m:r>
+          </m:e>
+          <m:sub>
+            <m:r>
+              <w:rPr>
+                <w:rFonts w:ascii="Cambria Math" w:hAnsi="Cambria Math"/>
+              </w:rPr>
+              <m:t>a</m:t>
+            </m:r>
+          </m:sub>
+        </m:sSub>
+        <m:r>
+          <w:rPr>
+            <w:rFonts w:ascii="Cambria Math" w:hAnsi="Cambria Math"/>
+          </w:rPr>
+          <m:t>:θ&gt;1</m:t>
+        </m:r>
+      </m:oMath>
+      <w:r>
+        <w:rPr>
+          <w:rFonts w:hint="eastAsia"/>
+        </w:rPr>
+        <w:t xml:space="preserve">, the p-value is equal to 0.3808. (ii) For </w:t>
+      </w:r>
+      <m:oMath>
+        <m:sSub>
+          <m:sSubPr>
+            <m:ctrlPr>
+              <w:rPr>
+                <w:rFonts w:ascii="Cambria Math" w:hAnsi="Cambria Math"/>
+                <w:i/>
+              </w:rPr>
+            </m:ctrlPr>
+          </m:sSubPr>
+          <m:e>
+            <m:r>
+              <w:rPr>
+                <w:rFonts w:ascii="Cambria Math" w:hAnsi="Cambria Math"/>
+              </w:rPr>
+              <m:t>H</m:t>
+            </m:r>
+          </m:e>
+          <m:sub>
+            <m:r>
+              <w:rPr>
+                <w:rFonts w:ascii="Cambria Math" w:hAnsi="Cambria Math"/>
+              </w:rPr>
+              <m:t>a</m:t>
+            </m:r>
+          </m:sub>
+        </m:sSub>
+        <m:r>
+          <w:rPr>
+            <w:rFonts w:ascii="Cambria Math" w:hAnsi="Cambria Math"/>
+          </w:rPr>
+          <m:t>:θ</m:t>
+        </m:r>
+        <m:r>
+          <w:rPr>
+            <w:rFonts w:ascii="Cambria Math" w:hAnsi="Cambria Math"/>
+          </w:rPr>
+          <m:t>≠</m:t>
+        </m:r>
+        <m:r>
+          <w:rPr>
+            <w:rFonts w:ascii="Cambria Math" w:hAnsi="Cambria Math"/>
+          </w:rPr>
+          <m:t>1</m:t>
+        </m:r>
+      </m:oMath>
+      <w:r>
+        <w:rPr>
+          <w:rFonts w:hint="eastAsia"/>
+        </w:rPr>
+        <w:t>, the p-value is equal to 0.6384.</w:t>
+      </w:r>
+    </w:p>
+    <w:p>
+      <w:pPr>
+        <w:spacing w:line="360" w:lineRule="auto"/>
+        <w:rPr>
+          <w:rFonts w:hint="eastAsia"/>
+        </w:rPr>
+      </w:pPr>
+      <w:r>
+        <w:rPr>
+          <w:rFonts w:hint="eastAsia"/>
+        </w:rPr>
+        <w:t xml:space="preserve">(b) The mid P-value is 0.4861. </w:t>
+      </w:r>
+    </w:p>
+    <w:p>
+      <w:pPr>
+        <w:spacing w:line="360" w:lineRule="auto"/>
       </w:pPr>
       <w:r>
         <w:rPr>
@@ -1430,6 +1810,429 @@
     <w:p>
       <w:pPr>
         <w:spacing w:line="360" w:lineRule="auto"/>
+      </w:pPr>
+      <w:r>
+        <w:rPr>
+          <w:rFonts w:hint="eastAsia"/>
+        </w:rPr>
+        <w:t xml:space="preserve">(a) </w:t>
+      </w:r>
+    </w:p>
+    <w:p>
+      <w:pPr>
+        <w:spacing w:line="360" w:lineRule="auto"/>
+        <w:rPr>
+          <w:rFonts w:hint="eastAsia"/>
+        </w:rPr>
+      </w:pPr>
+      <w:r>
+        <w:rPr>
+          <w:rFonts w:hint="eastAsia"/>
+        </w:rPr>
+        <w:t xml:space="preserve">(b) </w:t>
+      </w:r>
+    </w:p>
+    <w:p>
+      <w:pPr>
+        <w:spacing w:line="360" w:lineRule="auto"/>
+      </w:pPr>
+      <w:r>
+        <w:rPr>
+          <w:rFonts w:hint="eastAsia"/>
+        </w:rPr>
+        <w:t>2.29</w:t>
+      </w:r>
+    </w:p>
+    <w:p>
+      <w:pPr>
+        <w:spacing w:line="360" w:lineRule="auto"/>
+      </w:pPr>
+      <w:r>
+        <w:rPr>
+          <w:rFonts w:hint="eastAsia"/>
+        </w:rPr>
+        <w:t xml:space="preserve">(a) </w:t>
+      </w:r>
+    </w:p>
+    <w:p>
+      <w:pPr>
+        <w:spacing w:line="360" w:lineRule="auto"/>
+      </w:pPr>
+      <w:r>
+        <w:rPr>
+          <w:rFonts w:hint="eastAsia"/>
+        </w:rPr>
+        <w:t xml:space="preserve">Posterior distribution for </w:t>
+      </w:r>
+      <m:oMath>
+        <m:sSub>
+          <m:sSubPr>
+            <m:ctrlPr>
+              <w:rPr>
+                <w:rFonts w:ascii="Cambria Math" w:hAnsi="Cambria Math"/>
+                <w:i/>
+              </w:rPr>
+            </m:ctrlPr>
+          </m:sSubPr>
+          <m:e>
+            <m:r>
+              <w:rPr>
+                <w:rFonts w:ascii="Cambria Math" w:hAnsi="Cambria Math"/>
+              </w:rPr>
+              <m:t>π</m:t>
+            </m:r>
+          </m:e>
+          <m:sub>
+            <m:r>
+              <w:rPr>
+                <w:rFonts w:ascii="Cambria Math" w:hAnsi="Cambria Math"/>
+              </w:rPr>
+              <m:t>1</m:t>
+            </m:r>
+          </m:sub>
+        </m:sSub>
+      </m:oMath>
+      <w:r>
+        <w:rPr>
+          <w:rFonts w:hint="eastAsia"/>
+        </w:rPr>
+        <w:t xml:space="preserve"> is </w:t>
+      </w:r>
+      <m:oMath>
+        <m:r>
+          <w:rPr>
+            <w:rFonts w:ascii="Cambria Math" w:hAnsi="Cambria Math"/>
+          </w:rPr>
+          <m:t>Beta(1230+0.5, 1587-1230+0.5)≡Beta(1230.5, 357.5)</m:t>
+        </m:r>
+      </m:oMath>
+      <w:r>
+        <w:rPr>
+          <w:rFonts w:hint="eastAsia"/>
+        </w:rPr>
+        <w:t>.</w:t>
+      </w:r>
+    </w:p>
+    <w:p>
+      <w:pPr>
+        <w:spacing w:line="360" w:lineRule="auto"/>
+        <w:rPr>
+          <w:rFonts w:hint="eastAsia"/>
+        </w:rPr>
+      </w:pPr>
+      <w:r>
+        <w:rPr>
+          <w:rFonts w:hint="eastAsia"/>
+        </w:rPr>
+        <w:t xml:space="preserve">The </w:t>
+      </w:r>
+      <w:r>
+        <w:t>posterior mean estimate</w:t>
+      </w:r>
+      <w:r>
+        <w:rPr>
+          <w:rFonts w:hint="eastAsia"/>
+        </w:rPr>
+        <w:t xml:space="preserve"> is </w:t>
+      </w:r>
+      <m:oMath>
+        <m:f>
+          <m:fPr>
+            <m:ctrlPr>
+              <w:rPr>
+                <w:rFonts w:ascii="Cambria Math" w:hAnsi="Cambria Math"/>
+                <w:i/>
+              </w:rPr>
+            </m:ctrlPr>
+          </m:fPr>
+          <m:num>
+            <m:r>
+              <w:rPr>
+                <w:rFonts w:ascii="Cambria Math" w:hAnsi="Cambria Math"/>
+              </w:rPr>
+              <m:t>1230.5</m:t>
+            </m:r>
+          </m:num>
+          <m:den>
+            <m:r>
+              <w:rPr>
+                <w:rFonts w:ascii="Cambria Math" w:hAnsi="Cambria Math"/>
+              </w:rPr>
+              <m:t>1230.5+357.5</m:t>
+            </m:r>
+          </m:den>
+        </m:f>
+        <m:r>
+          <w:rPr>
+            <w:rFonts w:ascii="Cambria Math" w:hAnsi="Cambria Math"/>
+          </w:rPr>
+          <m:t>=0.775</m:t>
+        </m:r>
+      </m:oMath>
+      <w:r>
+        <w:rPr>
+          <w:rFonts w:hint="eastAsia"/>
+        </w:rPr>
+        <w:t>.</w:t>
+      </w:r>
+    </w:p>
+    <w:p>
+      <w:pPr>
+        <w:spacing w:line="360" w:lineRule="auto"/>
+      </w:pPr>
+      <w:r>
+        <w:rPr>
+          <w:rFonts w:hint="eastAsia"/>
+        </w:rPr>
+        <w:t xml:space="preserve">Posterior distribution for </w:t>
+      </w:r>
+      <m:oMath>
+        <m:sSub>
+          <m:sSubPr>
+            <m:ctrlPr>
+              <w:rPr>
+                <w:rFonts w:ascii="Cambria Math" w:hAnsi="Cambria Math"/>
+                <w:i/>
+              </w:rPr>
+            </m:ctrlPr>
+          </m:sSubPr>
+          <m:e>
+            <m:r>
+              <w:rPr>
+                <w:rFonts w:ascii="Cambria Math" w:hAnsi="Cambria Math"/>
+              </w:rPr>
+              <m:t>π</m:t>
+            </m:r>
+          </m:e>
+          <m:sub>
+            <m:r>
+              <w:rPr>
+                <w:rFonts w:ascii="Cambria Math" w:hAnsi="Cambria Math"/>
+              </w:rPr>
+              <m:t>1</m:t>
+            </m:r>
+          </m:sub>
+        </m:sSub>
+      </m:oMath>
+      <w:r>
+        <w:rPr>
+          <w:rFonts w:hint="eastAsia"/>
+        </w:rPr>
+        <w:t xml:space="preserve"> is </w:t>
+      </w:r>
+      <m:oMath>
+        <m:r>
+          <w:rPr>
+            <w:rFonts w:ascii="Cambria Math" w:hAnsi="Cambria Math"/>
+          </w:rPr>
+          <m:t>Beta</m:t>
+        </m:r>
+        <m:d>
+          <m:dPr>
+            <m:ctrlPr>
+              <w:rPr>
+                <w:rFonts w:ascii="Cambria Math" w:hAnsi="Cambria Math"/>
+                <w:i/>
+              </w:rPr>
+            </m:ctrlPr>
+          </m:dPr>
+          <m:e>
+            <m:r>
+              <w:rPr>
+                <w:rFonts w:ascii="Cambria Math" w:hAnsi="Cambria Math"/>
+              </w:rPr>
+              <m:t>859</m:t>
+            </m:r>
+            <m:r>
+              <w:rPr>
+                <w:rFonts w:ascii="Cambria Math" w:hAnsi="Cambria Math"/>
+              </w:rPr>
+              <m:t>+0.5,</m:t>
+            </m:r>
+            <m:r>
+              <w:rPr>
+                <w:rFonts w:ascii="Cambria Math" w:hAnsi="Cambria Math"/>
+              </w:rPr>
+              <m:t xml:space="preserve"> </m:t>
+            </m:r>
+            <m:r>
+              <w:rPr>
+                <w:rFonts w:ascii="Cambria Math" w:hAnsi="Cambria Math"/>
+              </w:rPr>
+              <m:t>1</m:t>
+            </m:r>
+            <m:r>
+              <w:rPr>
+                <w:rFonts w:ascii="Cambria Math" w:hAnsi="Cambria Math"/>
+              </w:rPr>
+              <m:t>272</m:t>
+            </m:r>
+            <m:r>
+              <w:rPr>
+                <w:rFonts w:ascii="Cambria Math" w:hAnsi="Cambria Math"/>
+              </w:rPr>
+              <m:t>-</m:t>
+            </m:r>
+            <m:r>
+              <w:rPr>
+                <w:rFonts w:ascii="Cambria Math" w:hAnsi="Cambria Math"/>
+              </w:rPr>
+              <m:t>859</m:t>
+            </m:r>
+            <m:r>
+              <w:rPr>
+                <w:rFonts w:ascii="Cambria Math" w:hAnsi="Cambria Math"/>
+              </w:rPr>
+              <m:t>+0.5</m:t>
+            </m:r>
+          </m:e>
+        </m:d>
+        <m:r>
+          <w:rPr>
+            <w:rFonts w:ascii="Cambria Math" w:hAnsi="Cambria Math"/>
+          </w:rPr>
+          <m:t>≡Beta</m:t>
+        </m:r>
+        <m:r>
+          <w:rPr>
+            <w:rFonts w:ascii="Cambria Math" w:hAnsi="Cambria Math"/>
+          </w:rPr>
+          <m:t xml:space="preserve"> </m:t>
+        </m:r>
+        <m:d>
+          <m:dPr>
+            <m:ctrlPr>
+              <w:rPr>
+                <w:rFonts w:ascii="Cambria Math" w:hAnsi="Cambria Math"/>
+                <w:i/>
+              </w:rPr>
+            </m:ctrlPr>
+          </m:dPr>
+          <m:e>
+            <m:r>
+              <w:rPr>
+                <w:rFonts w:ascii="Cambria Math" w:hAnsi="Cambria Math"/>
+              </w:rPr>
+              <m:t>859</m:t>
+            </m:r>
+            <m:r>
+              <w:rPr>
+                <w:rFonts w:ascii="Cambria Math" w:hAnsi="Cambria Math"/>
+              </w:rPr>
+              <m:t>.5,</m:t>
+            </m:r>
+            <m:r>
+              <w:rPr>
+                <w:rFonts w:ascii="Cambria Math" w:hAnsi="Cambria Math"/>
+              </w:rPr>
+              <m:t xml:space="preserve"> 413</m:t>
+            </m:r>
+            <m:r>
+              <w:rPr>
+                <w:rFonts w:ascii="Cambria Math" w:hAnsi="Cambria Math"/>
+              </w:rPr>
+              <m:t>.5</m:t>
+            </m:r>
+          </m:e>
+        </m:d>
+      </m:oMath>
+      <w:r>
+        <w:rPr>
+          <w:rFonts w:hint="eastAsia"/>
+        </w:rPr>
+        <w:t>.</w:t>
+      </w:r>
+    </w:p>
+    <w:p>
+      <w:pPr>
+        <w:spacing w:line="360" w:lineRule="auto"/>
+        <w:rPr>
+          <w:rFonts w:hint="eastAsia"/>
+        </w:rPr>
+      </w:pPr>
+      <w:r>
+        <w:rPr>
+          <w:rFonts w:hint="eastAsia"/>
+        </w:rPr>
+        <w:t xml:space="preserve">The </w:t>
+      </w:r>
+      <w:r>
+        <w:t>posterior mean estimate</w:t>
+      </w:r>
+      <w:r>
+        <w:rPr>
+          <w:rFonts w:hint="eastAsia"/>
+        </w:rPr>
+        <w:t xml:space="preserve"> is </w:t>
+      </w:r>
+      <m:oMath>
+        <m:f>
+          <m:fPr>
+            <m:ctrlPr>
+              <w:rPr>
+                <w:rFonts w:ascii="Cambria Math" w:hAnsi="Cambria Math"/>
+                <w:i/>
+              </w:rPr>
+            </m:ctrlPr>
+          </m:fPr>
+          <m:num>
+            <m:r>
+              <w:rPr>
+                <w:rFonts w:ascii="Cambria Math" w:hAnsi="Cambria Math"/>
+              </w:rPr>
+              <m:t>859.5</m:t>
+            </m:r>
+          </m:num>
+          <m:den>
+            <m:r>
+              <w:rPr>
+                <w:rFonts w:ascii="Cambria Math" w:hAnsi="Cambria Math"/>
+              </w:rPr>
+              <m:t>859</m:t>
+            </m:r>
+            <m:r>
+              <w:rPr>
+                <w:rFonts w:ascii="Cambria Math" w:hAnsi="Cambria Math"/>
+              </w:rPr>
+              <m:t>.5+</m:t>
+            </m:r>
+            <m:r>
+              <w:rPr>
+                <w:rFonts w:ascii="Cambria Math" w:hAnsi="Cambria Math"/>
+              </w:rPr>
+              <m:t>413</m:t>
+            </m:r>
+            <m:r>
+              <w:rPr>
+                <w:rFonts w:ascii="Cambria Math" w:hAnsi="Cambria Math"/>
+              </w:rPr>
+              <m:t>.5</m:t>
+            </m:r>
+          </m:den>
+        </m:f>
+        <m:r>
+          <w:rPr>
+            <w:rFonts w:ascii="Cambria Math" w:hAnsi="Cambria Math"/>
+          </w:rPr>
+          <m:t>=0.</m:t>
+        </m:r>
+        <m:r>
+          <w:rPr>
+            <w:rFonts w:ascii="Cambria Math" w:hAnsi="Cambria Math"/>
+          </w:rPr>
+          <m:t>675</m:t>
+        </m:r>
+      </m:oMath>
+      <w:r>
+        <w:rPr>
+          <w:rFonts w:hint="eastAsia"/>
+        </w:rPr>
+        <w:t>.</w:t>
+      </w:r>
+    </w:p>
+    <w:p>
+      <w:pPr>
+        <w:spacing w:line="360" w:lineRule="auto"/>
         <w:rPr>
           <w:iCs/>
         </w:rPr>
@@ -1437,9 +2240,92 @@
       <w:r>
         <w:rPr>
           <w:rFonts w:hint="eastAsia"/>
-        </w:rPr>
-        <w:t>2.29</w:t>
-      </w:r>
+          <w:iCs/>
+        </w:rPr>
+        <w:t xml:space="preserve">(b) </w:t>
+      </w:r>
+    </w:p>
+    <w:p>
+      <w:pPr>
+        <w:spacing w:line="360" w:lineRule="auto"/>
+        <w:rPr>
+          <w:iCs/>
+        </w:rPr>
+      </w:pPr>
+      <w:r>
+        <w:rPr>
+          <w:rFonts w:hint="eastAsia"/>
+          <w:iCs/>
+        </w:rPr>
+        <w:t>(</w:t>
+      </w:r>
+      <w:proofErr w:type="spellStart"/>
+      <w:r>
+        <w:rPr>
+          <w:rFonts w:hint="eastAsia"/>
+          <w:iCs/>
+        </w:rPr>
+        <w:t>i</w:t>
+      </w:r>
+      <w:proofErr w:type="spellEnd"/>
+      <w:r>
+        <w:rPr>
+          <w:rFonts w:hint="eastAsia"/>
+          <w:iCs/>
+        </w:rPr>
+        <w:t>) 95% posterior interval for (1) difference of proportions: (0.067, 0.133), (2) odds ratio: (1.40, 1.96).</w:t>
+      </w:r>
+    </w:p>
+    <w:p>
+      <w:pPr>
+        <w:spacing w:line="360" w:lineRule="auto"/>
+        <w:rPr>
+          <w:rFonts w:hint="eastAsia"/>
+          <w:iCs/>
+        </w:rPr>
+      </w:pPr>
+      <w:r>
+        <w:rPr>
+          <w:rFonts w:hint="eastAsia"/>
+          <w:iCs/>
+        </w:rPr>
+        <w:t xml:space="preserve">(ii) </w:t>
+      </w:r>
+      <w:r>
+        <w:rPr>
+          <w:iCs/>
+        </w:rPr>
+        <w:t>the posterior probability</w:t>
+      </w:r>
+      <w:r>
+        <w:rPr>
+          <w:rFonts w:hint="eastAsia"/>
+          <w:iCs/>
+        </w:rPr>
+        <w:t xml:space="preserve"> </w:t>
+      </w:r>
+      <w:r>
+        <w:rPr>
+          <w:iCs/>
+        </w:rPr>
+        <w:t>that belief in an afterlife is more probable for women than for men</w:t>
+      </w:r>
+      <w:r>
+        <w:rPr>
+          <w:rFonts w:hint="eastAsia"/>
+          <w:iCs/>
+        </w:rPr>
+        <w:t xml:space="preserve"> is equal to 1.</w:t>
+      </w:r>
+    </w:p>
+    <w:p>
+      <w:pPr>
+        <w:spacing w:line="360" w:lineRule="auto"/>
+        <w:rPr>
+          <w:rFonts w:hint="eastAsia"/>
+          <w:iCs/>
+        </w:rPr>
+      </w:pPr>
     </w:p>
     <w:sectPr>
       <w:pgSz w:w="11906" w:h="16838"/>
@@ -1449,6 +2335,44 @@
     </w:sectPr>
   </w:body>
 </w:document>
+</file>
+
+<file path=word/endnotes.xml><?xml version="1.0" encoding="utf-8"?>
+<w:endnotes xmlns:wpc="http://schemas.microsoft.com/office/word/2010/wordprocessingCanvas" xmlns:cx="http://schemas.microsoft.com/office/drawing/2014/chartex" xmlns:cx1="http://schemas.microsoft.com/office/drawing/2015/9/8/chartex" xmlns:cx2="http://schemas.microsoft.com/office/drawing/2015/10/21/chartex" xmlns:cx3="http://schemas.microsoft.com/office/drawing/2016/5/9/chartex" xmlns:cx4="http://schemas.microsoft.com/office/drawing/2016/5/10/chartex" xmlns:cx5="http://schemas.microsoft.com/office/drawing/2016/5/11/chartex" xmlns:cx6="http://schemas.microsoft.com/office/drawing/2016/5/12/chartex" xmlns:cx7="http://schemas.microsoft.com/office/drawing/2016/5/13/chartex" xmlns:cx8="http://schemas.microsoft.com/office/drawing/2016/5/14/chartex" xmlns:mc="http://schemas.openxmlformats.org/markup-compatibility/2006" xmlns:aink="http://schemas.microsoft.com/office/drawing/2016/ink" xmlns:am3d="http://schemas.microsoft.com/office/drawing/2017/model3d" xmlns:o="urn:schemas-microsoft-com:office:office" xmlns:oel="http://schemas.microsoft.com/office/2019/extlst" xmlns:r="http://schemas.openxmlformats.org/officeDocument/2006/relationships" xmlns:m="http://schemas.openxmlformats.org/officeDocument/2006/math" xmlns:v="urn:schemas-microsoft-com:vml" xmlns:wp14="http://schemas.microsoft.com/office/word/2010/wordprocessingDrawing" xmlns:wp="http://schemas.openxmlformats.org/drawingml/2006/wordprocessingDrawing" xmlns:w10="urn:schemas-microsoft-com:office:word" xmlns:w="http://schemas.openxmlformats.org/wordprocessingml/2006/main" xmlns:w14="http://schemas.microsoft.com/office/word/2010/wordml" xmlns:w15="http://schemas.microsoft.com/office/word/2012/wordml" xmlns:w16cex="http://schemas.microsoft.com/office/word/2018/wordml/cex" xmlns:w16cid="http://schemas.microsoft.com/office/word/2016/wordml/cid" xmlns:w16="http://schemas.microsoft.com/office/word/2018/wordml" xmlns:w16du="http://schemas.microsoft.com/office/word/2023/wordml/word16du" xmlns:w16sdtdh="http://schemas.microsoft.com/office/word/2020/wordml/sdtdatahash" xmlns:w16se="http://schemas.microsoft.com/office/word/2015/wordml/symex" xmlns:wpg="http://schemas.microsoft.com/office/word/2010/wordprocessingGroup" xmlns:wpi="http://schemas.microsoft.com/office/word/2010/wordprocessingInk" xmlns:wne="http://schemas.microsoft.com/office/word/2006/wordml" xmlns:wps="http://schemas.microsoft.com/office/word/2010/wordprocessingShape" mc:Ignorable="w14 w15 w16se w16cid w16 w16cex w16sdtdh w16du wp14">
+  <w:endnote w:type="separator" w:id="-1">
+    <w:p>
+      <w:r>
+        <w:separator/>
+      </w:r>
+    </w:p>
+  </w:endnote>
+  <w:endnote w:type="continuationSeparator" w:id="0">
+    <w:p>
+      <w:r>
+        <w:continuationSeparator/>
+      </w:r>
+    </w:p>
+  </w:endnote>
+</w:endnotes>
+</file>
+
+<file path=word/footnotes.xml><?xml version="1.0" encoding="utf-8"?>
+<w:footnotes xmlns:wpc="http://schemas.microsoft.com/office/word/2010/wordprocessingCanvas" xmlns:cx="http://schemas.microsoft.com/office/drawing/2014/chartex" xmlns:cx1="http://schemas.microsoft.com/office/drawing/2015/9/8/chartex" xmlns:cx2="http://schemas.microsoft.com/office/drawing/2015/10/21/chartex" xmlns:cx3="http://schemas.microsoft.com/office/drawing/2016/5/9/chartex" xmlns:cx4="http://schemas.microsoft.com/office/drawing/2016/5/10/chartex" xmlns:cx5="http://schemas.microsoft.com/office/drawing/2016/5/11/chartex" xmlns:cx6="http://schemas.microsoft.com/office/drawing/2016/5/12/chartex" xmlns:cx7="http://schemas.microsoft.com/office/drawing/2016/5/13/chartex" xmlns:cx8="http://schemas.microsoft.com/office/drawing/2016/5/14/chartex" xmlns:mc="http://schemas.openxmlformats.org/markup-compatibility/2006" xmlns:aink="http://schemas.microsoft.com/office/drawing/2016/ink" xmlns:am3d="http://schemas.microsoft.com/office/drawing/2017/model3d" xmlns:o="urn:schemas-microsoft-com:office:office" xmlns:oel="http://schemas.microsoft.com/office/2019/extlst" xmlns:r="http://schemas.openxmlformats.org/officeDocument/2006/relationships" xmlns:m="http://schemas.openxmlformats.org/officeDocument/2006/math" xmlns:v="urn:schemas-microsoft-com:vml" xmlns:wp14="http://schemas.microsoft.com/office/word/2010/wordprocessingDrawing" xmlns:wp="http://schemas.openxmlformats.org/drawingml/2006/wordprocessingDrawing" xmlns:w10="urn:schemas-microsoft-com:office:word" xmlns:w="http://schemas.openxmlformats.org/wordprocessingml/2006/main" xmlns:w14="http://schemas.microsoft.com/office/word/2010/wordml" xmlns:w15="http://schemas.microsoft.com/office/word/2012/wordml" xmlns:w16cex="http://schemas.microsoft.com/office/word/2018/wordml/cex" xmlns:w16cid="http://schemas.microsoft.com/office/word/2016/wordml/cid" xmlns:w16="http://schemas.microsoft.com/office/word/2018/wordml" xmlns:w16du="http://schemas.microsoft.com/office/word/2023/wordml/word16du" xmlns:w16sdtdh="http://schemas.microsoft.com/office/word/2020/wordml/sdtdatahash" xmlns:w16se="http://schemas.microsoft.com/office/word/2015/wordml/symex" xmlns:wpg="http://schemas.microsoft.com/office/word/2010/wordprocessingGroup" xmlns:wpi="http://schemas.microsoft.com/office/word/2010/wordprocessingInk" xmlns:wne="http://schemas.microsoft.com/office/word/2006/wordml" xmlns:wps="http://schemas.microsoft.com/office/word/2010/wordprocessingShape" mc:Ignorable="w14 w15 w16se w16cid w16 w16cex w16sdtdh w16du wp14">
+  <w:footnote w:type="separator" w:id="-1">
+    <w:p>
+      <w:r>
+        <w:separator/>
+      </w:r>
+    </w:p>
+  </w:footnote>
+  <w:footnote w:type="continuationSeparator" w:id="0">
+    <w:p>
+      <w:r>
+        <w:continuationSeparator/>
+      </w:r>
+    </w:p>
+  </w:footnote>
+</w:footnotes>
 </file>
 
 <file path=word/styles.xml><?xml version="1.0" encoding="utf-8"?>
@@ -2446,6 +3370,66 @@
       </w:tblBorders>
     </w:tblPr>
   </w:style>
+  <w:style w:type="paragraph" w:styleId="af0">
+    <w:name w:val="header"/>
+    <w:basedOn w:val="a"/>
+    <w:link w:val="af1"/>
+    <w:uiPriority w:val="99"/>
+    <w:unhideWhenUsed/>
+    <w:rsid w:val="003D059D"/>
+    <w:pPr>
+      <w:tabs>
+        <w:tab w:val="center" w:pos="4153"/>
+        <w:tab w:val="right" w:pos="8306"/>
+      </w:tabs>
+      <w:snapToGrid w:val="0"/>
+    </w:pPr>
+    <w:rPr>
+      <w:sz w:val="20"/>
+      <w:szCs w:val="20"/>
+    </w:rPr>
+  </w:style>
+  <w:style w:type="character" w:customStyle="1" w:styleId="af1">
+    <w:name w:val="頁首 字元"/>
+    <w:basedOn w:val="a0"/>
+    <w:link w:val="af0"/>
+    <w:uiPriority w:val="99"/>
+    <w:rsid w:val="003D059D"/>
+    <w:rPr>
+      <w:sz w:val="20"/>
+      <w:szCs w:val="20"/>
+    </w:rPr>
+  </w:style>
+  <w:style w:type="paragraph" w:styleId="af2">
+    <w:name w:val="footer"/>
+    <w:basedOn w:val="a"/>
+    <w:link w:val="af3"/>
+    <w:uiPriority w:val="99"/>
+    <w:unhideWhenUsed/>
+    <w:rsid w:val="003D059D"/>
+    <w:pPr>
+      <w:tabs>
+        <w:tab w:val="center" w:pos="4153"/>
+        <w:tab w:val="right" w:pos="8306"/>
+      </w:tabs>
+      <w:snapToGrid w:val="0"/>
+    </w:pPr>
+    <w:rPr>
+      <w:sz w:val="20"/>
+      <w:szCs w:val="20"/>
+    </w:rPr>
+  </w:style>
+  <w:style w:type="character" w:customStyle="1" w:styleId="af3">
+    <w:name w:val="頁尾 字元"/>
+    <w:basedOn w:val="a0"/>
+    <w:link w:val="af2"/>
+    <w:uiPriority w:val="99"/>
+    <w:rsid w:val="003D059D"/>
+    <w:rPr>
+      <w:sz w:val="20"/>
+      <w:szCs w:val="20"/>
+    </w:rPr>
+  </w:style>
 </w:styles>
 </file>
 
